--- a/talent-connections/reports/週報-務實版-A4-範例.docx
+++ b/talent-connections/reports/週報-務實版-A4-範例.docx
@@ -18,7 +18,7 @@
     </w:p>
     <w:p>
       <w:pPr>
-        <w:spacing w:after="80" w:before="0" w:line="240" w:lineRule="auto"/>
+        <w:spacing w:after="60" w:before="0" w:line="240" w:lineRule="auto"/>
       </w:pPr>
       <w:r>
         <w:rPr>
@@ -81,7 +81,7 @@
           <w:b w:val="0"/>
           <w:sz w:val="20"/>
         </w:rPr>
-        <w:t>• 座位分機系統：克服 edge case，完成 POC 驗證並上線。</w:t>
+        <w:t>• 座位分機系統：克服 edge case，POC 本週驗收完成（待上線）。</w:t>
       </w:r>
     </w:p>
     <w:p>
@@ -94,7 +94,7 @@
           <w:b w:val="0"/>
           <w:sz w:val="20"/>
         </w:rPr>
-        <w:t>• MCP 應用於 SQL 資料庫，建立招募儀表板雛形。</w:t>
+        <w:t>• MCP 應用於 SQL 資料庫，建立招募管道儀表板雛形。</w:t>
       </w:r>
     </w:p>
     <w:p>
@@ -107,20 +107,7 @@
           <w:b w:val="0"/>
           <w:sz w:val="20"/>
         </w:rPr>
-        <w:t>• 處理行政庶務並解決招募流程痛點。</w:t>
-      </w:r>
-    </w:p>
-    <w:p>
-      <w:pPr>
-        <w:spacing w:after="40" w:before="0" w:line="240" w:lineRule="auto"/>
-      </w:pPr>
-      <w:r>
-        <w:rPr>
-          <w:rFonts w:ascii="微軟正黑體" w:hAnsi="微軟正黑體" w:eastAsia="微軟正黑體"/>
-          <w:b w:val="0"/>
-          <w:sz w:val="20"/>
-        </w:rPr>
-        <w:t>• 進行虛擬團隊思維訓練，對齊企業價值觀。</w:t>
+        <w:t>• 處理行政庶務並解決招募流程痛點。　• 進行虛擬團隊思維訓練，對齊企業價值觀。</w:t>
       </w:r>
     </w:p>
     <w:p>
@@ -187,7 +174,7 @@
           <w:b w:val="0"/>
           <w:sz w:val="20"/>
         </w:rPr>
-        <w:t>• 已上線：座位分機系統（POC 驗收完成）。</w:t>
+        <w:t>• 待驗收後上線：座位分機系統（POC 本週驗收完成）。</w:t>
       </w:r>
     </w:p>
     <w:p>
@@ -200,7 +187,7 @@
           <w:b w:val="0"/>
           <w:sz w:val="20"/>
         </w:rPr>
-        <w:t>• 進行中：招募儀表板雛形（待與招募窗口對齊指標）、Talent Connections 人才樞紐規劃。</w:t>
+        <w:t>• 進行中：招募管道儀表板雛形，與招募窗口對齊指標；Talent Connections 人才樞紐規劃。</w:t>
       </w:r>
     </w:p>
     <w:p>
@@ -213,7 +200,7 @@
           <w:b w:val="0"/>
           <w:sz w:val="20"/>
         </w:rPr>
-        <w:t>• 待處理：招募流程自動化試點、人才樞紐 MVP 範圍界定。</w:t>
+        <w:t>• 待處理：招募流程各項自動化試點（Kelly：資料轉換；Rita：數據支持；訪談專欄；招募網站／人才樞紐：範圍界定）。</w:t>
       </w:r>
     </w:p>
     <w:p>
@@ -267,7 +254,46 @@
           <w:b w:val="0"/>
           <w:sz w:val="20"/>
         </w:rPr>
-        <w:t>• 完成儀表板指標對齊；界定人才樞紐 MVP 範圍；啟動一項招募流程自動化試點。</w:t>
+        <w:t>• 座位分機系統：完成階段性指標，一版上線後收集回饋；由儀表板延伸座位排定自動化。</w:t>
+      </w:r>
+    </w:p>
+    <w:p>
+      <w:pPr>
+        <w:spacing w:after="40" w:before="0" w:line="240" w:lineRule="auto"/>
+      </w:pPr>
+      <w:r>
+        <w:rPr>
+          <w:rFonts w:ascii="微軟正黑體" w:hAnsi="微軟正黑體" w:eastAsia="微軟正黑體"/>
+          <w:b w:val="0"/>
+          <w:sz w:val="20"/>
+        </w:rPr>
+        <w:t>• Talent Connections：完成訪談，界定人才樞紐網站內容與範圍。</w:t>
+      </w:r>
+    </w:p>
+    <w:p>
+      <w:pPr>
+        <w:spacing w:after="40" w:before="0" w:line="240" w:lineRule="auto"/>
+      </w:pPr>
+      <w:r>
+        <w:rPr>
+          <w:rFonts w:ascii="微軟正黑體" w:hAnsi="微軟正黑體" w:eastAsia="微軟正黑體"/>
+          <w:b w:val="0"/>
+          <w:sz w:val="20"/>
+        </w:rPr>
+        <w:t>• 招募儀表板：指標對齊，產出招募驗證數據（含串接人事資料 DB），並啟動至少一項招募流程自動化試點。</w:t>
+      </w:r>
+    </w:p>
+    <w:p>
+      <w:pPr>
+        <w:spacing w:after="40" w:before="0" w:line="240" w:lineRule="auto"/>
+      </w:pPr>
+      <w:r>
+        <w:rPr>
+          <w:rFonts w:ascii="微軟正黑體" w:hAnsi="微軟正黑體" w:eastAsia="微軟正黑體"/>
+          <w:b w:val="0"/>
+          <w:sz w:val="20"/>
+        </w:rPr>
+        <w:t>• 人資行政自動化：跨表單自動化與離／進通知跟進。</w:t>
       </w:r>
     </w:p>
     <w:p>
@@ -294,25 +320,12 @@
           <w:b w:val="0"/>
           <w:sz w:val="20"/>
         </w:rPr>
-        <w:t>1. 儀表板指標是否以「質量加權進用＋內推留任」為準。</w:t>
+        <w:t>1. 儀表板指標是否以「質量加權進用＋內推留任」為準。　2. 人才樞紐本季目標層級（先聚焦對外雇主品牌？）。</w:t>
       </w:r>
     </w:p>
     <w:p>
       <w:pPr>
-        <w:spacing w:after="40" w:before="0" w:line="240" w:lineRule="auto"/>
-      </w:pPr>
-      <w:r>
-        <w:rPr>
-          <w:rFonts w:ascii="微軟正黑體" w:hAnsi="微軟正黑體" w:eastAsia="微軟正黑體"/>
-          <w:b w:val="0"/>
-          <w:sz w:val="20"/>
-        </w:rPr>
-        <w:t>2. 人才樞紐本季目標層級（先聚焦對外雇主品牌？）。</w:t>
-      </w:r>
-    </w:p>
-    <w:p>
-      <w:pPr>
-        <w:spacing w:after="0" w:before="160" w:line="240" w:lineRule="auto"/>
+        <w:spacing w:after="0" w:before="120" w:line="240" w:lineRule="auto"/>
       </w:pPr>
       <w:r>
         <w:rPr>
@@ -326,7 +339,7 @@
     </w:p>
     <w:sectPr>
       <w:pgSz w:w="11906" w:h="16838"/>
-      <w:pgMar w:top="794" w:right="794" w:bottom="794" w:left="794" w:header="720" w:footer="720" w:gutter="0"/>
+      <w:pgMar w:top="737" w:right="737" w:bottom="737" w:left="737" w:header="720" w:footer="720" w:gutter="0"/>
       <w:cols w:space="720"/>
       <w:docGrid w:linePitch="360"/>
     </w:sectPr>

--- a/talent-connections/reports/週報-務實版-A4-範例.docx
+++ b/talent-connections/reports/週報-務實版-A4-範例.docx
@@ -4,7 +4,7 @@
   <w:body>
     <w:p>
       <w:pPr>
-        <w:spacing w:after="20" w:before="0" w:line="240" w:lineRule="auto"/>
+        <w:spacing w:after="20" w:before="0" w:line="252" w:lineRule="auto"/>
       </w:pPr>
       <w:r>
         <w:rPr>
@@ -13,12 +13,12 @@
           <w:color w:val="334E6F"/>
           <w:sz w:val="32"/>
         </w:rPr>
-        <w:t>CMoney 人資・週報(務實版)</w:t>
+        <w:t>CMoney 人資・週報（務實版）</w:t>
       </w:r>
     </w:p>
     <w:p>
       <w:pPr>
-        <w:spacing w:after="60" w:before="0" w:line="240" w:lineRule="auto"/>
+        <w:spacing w:after="60" w:before="0" w:line="252" w:lineRule="auto"/>
       </w:pPr>
       <w:r>
         <w:rPr>
@@ -27,12 +27,12 @@
           <w:color w:val="666666"/>
           <w:sz w:val="18"/>
         </w:rPr>
-        <w:t>致 CHRO　|　人資經理：＿＿＿　|　2026/06/＿＿　|　一頁版</w:t>
+        <w:t>致 CHRO　|　人資經理：＿＿＿　|　2026 / 06 / ＿＿</w:t>
       </w:r>
     </w:p>
     <w:p>
       <w:pPr>
-        <w:spacing w:after="120" w:before="0" w:line="240" w:lineRule="auto"/>
+        <w:spacing w:after="140" w:before="0" w:line="252" w:lineRule="auto"/>
       </w:pPr>
       <w:r>
         <w:rPr>
@@ -41,26 +41,26 @@
           <w:color w:val="888888"/>
           <w:sz w:val="17"/>
         </w:rPr>
-        <w:t>（本版只陳述事實與進度，不宣稱戰略命題；待證據齊備再升級最高維度版。）</w:t>
+        <w:t>本版僅陳述事實與進度，不宣稱戰略命題；待證據齊備再升級最高維度版。</w:t>
       </w:r>
     </w:p>
     <w:p>
       <w:pPr>
-        <w:spacing w:after="20" w:before="80" w:line="240" w:lineRule="auto"/>
+        <w:spacing w:after="20" w:before="100" w:line="252" w:lineRule="auto"/>
       </w:pPr>
       <w:r>
         <w:rPr>
           <w:rFonts w:ascii="微軟正黑體" w:hAnsi="微軟正黑體" w:eastAsia="微軟正黑體"/>
           <w:b/>
           <w:color w:val="334E6F"/>
-          <w:sz w:val="22"/>
+          <w:sz w:val="23"/>
         </w:rPr>
-        <w:t>1. 本期重點</w:t>
+        <w:t>1　本期重點</w:t>
       </w:r>
     </w:p>
     <w:p>
       <w:pPr>
-        <w:spacing w:after="40" w:before="0" w:line="240" w:lineRule="auto"/>
+        <w:spacing w:after="40" w:before="0" w:line="252" w:lineRule="auto"/>
       </w:pPr>
       <w:r>
         <w:rPr>
@@ -68,12 +68,28 @@
           <w:b w:val="0"/>
           <w:sz w:val="20"/>
         </w:rPr>
-        <w:t>• Talent Connections：推進「內容驅動的人才樞紐」規劃；以 SQL 分析發現「內推」為轉換率較高之招募管道。</w:t>
+        <w:t xml:space="preserve">• </w:t>
+      </w:r>
+      <w:r>
+        <w:rPr>
+          <w:rFonts w:ascii="微軟正黑體" w:hAnsi="微軟正黑體" w:eastAsia="微軟正黑體"/>
+          <w:b/>
+          <w:sz w:val="20"/>
+        </w:rPr>
+        <w:t>Talent Connections：</w:t>
+      </w:r>
+      <w:r>
+        <w:rPr>
+          <w:rFonts w:ascii="微軟正黑體" w:hAnsi="微軟正黑體" w:eastAsia="微軟正黑體"/>
+          <w:b w:val="0"/>
+          <w:sz w:val="20"/>
+        </w:rPr>
+        <w:t>推進「內容驅動的人才樞紐」規劃；SQL 分析發現「內推」為轉換率較高的招募管道。</w:t>
       </w:r>
     </w:p>
     <w:p>
       <w:pPr>
-        <w:spacing w:after="40" w:before="0" w:line="240" w:lineRule="auto"/>
+        <w:spacing w:after="40" w:before="0" w:line="252" w:lineRule="auto"/>
       </w:pPr>
       <w:r>
         <w:rPr>
@@ -81,12 +97,28 @@
           <w:b w:val="0"/>
           <w:sz w:val="20"/>
         </w:rPr>
-        <w:t>• 座位分機系統：克服 edge case，POC 本週驗收完成（待上線）。</w:t>
+        <w:t xml:space="preserve">• </w:t>
+      </w:r>
+      <w:r>
+        <w:rPr>
+          <w:rFonts w:ascii="微軟正黑體" w:hAnsi="微軟正黑體" w:eastAsia="微軟正黑體"/>
+          <w:b/>
+          <w:sz w:val="20"/>
+        </w:rPr>
+        <w:t>座位分機系統：</w:t>
+      </w:r>
+      <w:r>
+        <w:rPr>
+          <w:rFonts w:ascii="微軟正黑體" w:hAnsi="微軟正黑體" w:eastAsia="微軟正黑體"/>
+          <w:b w:val="0"/>
+          <w:sz w:val="20"/>
+        </w:rPr>
+        <w:t>克服 edge case，POC 本週驗收完成（待上線）。</w:t>
       </w:r>
     </w:p>
     <w:p>
       <w:pPr>
-        <w:spacing w:after="40" w:before="0" w:line="240" w:lineRule="auto"/>
+        <w:spacing w:after="40" w:before="0" w:line="252" w:lineRule="auto"/>
       </w:pPr>
       <w:r>
         <w:rPr>
@@ -94,12 +126,28 @@
           <w:b w:val="0"/>
           <w:sz w:val="20"/>
         </w:rPr>
-        <w:t>• MCP 應用於 SQL 資料庫，建立招募管道儀表板雛形。</w:t>
+        <w:t xml:space="preserve">• </w:t>
+      </w:r>
+      <w:r>
+        <w:rPr>
+          <w:rFonts w:ascii="微軟正黑體" w:hAnsi="微軟正黑體" w:eastAsia="微軟正黑體"/>
+          <w:b/>
+          <w:sz w:val="20"/>
+        </w:rPr>
+        <w:t>招募管道儀表板：</w:t>
+      </w:r>
+      <w:r>
+        <w:rPr>
+          <w:rFonts w:ascii="微軟正黑體" w:hAnsi="微軟正黑體" w:eastAsia="微軟正黑體"/>
+          <w:b w:val="0"/>
+          <w:sz w:val="20"/>
+        </w:rPr>
+        <w:t>以 MCP 串接 SQL 資料庫，完成雛形。</w:t>
       </w:r>
     </w:p>
     <w:p>
       <w:pPr>
-        <w:spacing w:after="40" w:before="0" w:line="240" w:lineRule="auto"/>
+        <w:spacing w:after="40" w:before="0" w:line="252" w:lineRule="auto"/>
       </w:pPr>
       <w:r>
         <w:rPr>
@@ -107,26 +155,42 @@
           <w:b w:val="0"/>
           <w:sz w:val="20"/>
         </w:rPr>
-        <w:t>• 處理行政庶務並解決招募流程痛點。　• 進行虛擬團隊思維訓練，對齊企業價值觀。</w:t>
+        <w:t xml:space="preserve">• </w:t>
+      </w:r>
+      <w:r>
+        <w:rPr>
+          <w:rFonts w:ascii="微軟正黑體" w:hAnsi="微軟正黑體" w:eastAsia="微軟正黑體"/>
+          <w:b/>
+          <w:sz w:val="20"/>
+        </w:rPr>
+        <w:t>行政與流程：</w:t>
+      </w:r>
+      <w:r>
+        <w:rPr>
+          <w:rFonts w:ascii="微軟正黑體" w:hAnsi="微軟正黑體" w:eastAsia="微軟正黑體"/>
+          <w:b w:val="0"/>
+          <w:sz w:val="20"/>
+        </w:rPr>
+        <w:t>處理行政庶務、解決招募流程痛點；並進行虛擬團隊思維訓練，深化企業價值觀。</w:t>
       </w:r>
     </w:p>
     <w:p>
       <w:pPr>
-        <w:spacing w:after="20" w:before="80" w:line="240" w:lineRule="auto"/>
+        <w:spacing w:after="20" w:before="100" w:line="252" w:lineRule="auto"/>
       </w:pPr>
       <w:r>
         <w:rPr>
           <w:rFonts w:ascii="微軟正黑體" w:hAnsi="微軟正黑體" w:eastAsia="微軟正黑體"/>
           <w:b/>
           <w:color w:val="334E6F"/>
-          <w:sz w:val="22"/>
+          <w:sz w:val="23"/>
         </w:rPr>
-        <w:t>2. 數據現況（標明資料限制）</w:t>
+        <w:t>2　數據現況（標明資料限制）</w:t>
       </w:r>
     </w:p>
     <w:p>
       <w:pPr>
-        <w:spacing w:after="40" w:before="0" w:line="240" w:lineRule="auto"/>
+        <w:spacing w:after="40" w:before="0" w:line="252" w:lineRule="auto"/>
       </w:pPr>
       <w:r>
         <w:rPr>
@@ -134,12 +198,20 @@
           <w:b w:val="0"/>
           <w:sz w:val="20"/>
         </w:rPr>
-        <w:t>• 內推轉換率 39%（舊制 25%），為目前各管道較高者；最低職等占比 34%→8%。</w:t>
+        <w:t xml:space="preserve">• </w:t>
+      </w:r>
+      <w:r>
+        <w:rPr>
+          <w:rFonts w:ascii="微軟正黑體" w:hAnsi="微軟正黑體" w:eastAsia="微軟正黑體"/>
+          <w:b w:val="0"/>
+          <w:sz w:val="20"/>
+        </w:rPr>
+        <w:t>內推轉換率 39%（舊制 25%），為目前轉換率最高之招募管道；最低職等占比由 34% 降至 8%。</w:t>
       </w:r>
     </w:p>
     <w:p>
       <w:pPr>
-        <w:spacing w:after="40" w:before="0" w:line="240" w:lineRule="auto"/>
+        <w:spacing w:after="40" w:before="0" w:line="252" w:lineRule="auto"/>
       </w:pPr>
       <w:r>
         <w:rPr>
@@ -147,26 +219,34 @@
           <w:b w:val="0"/>
           <w:sz w:val="20"/>
         </w:rPr>
-        <w:t>• 資料限制：新制觀察期約 6 個月、樣本較小；早期留存佳惟尚未成熟，暫不列為對外指標。</w:t>
+        <w:t xml:space="preserve">• </w:t>
+      </w:r>
+      <w:r>
+        <w:rPr>
+          <w:rFonts w:ascii="微軟正黑體" w:hAnsi="微軟正黑體" w:eastAsia="微軟正黑體"/>
+          <w:b w:val="0"/>
+          <w:sz w:val="20"/>
+        </w:rPr>
+        <w:t>資料限制：新制觀察期約 6 個月、樣本數較小；早期留存表現佳惟尚未成熟，暫不列為對外指標。</w:t>
       </w:r>
     </w:p>
     <w:p>
       <w:pPr>
-        <w:spacing w:after="20" w:before="80" w:line="240" w:lineRule="auto"/>
+        <w:spacing w:after="20" w:before="100" w:line="252" w:lineRule="auto"/>
       </w:pPr>
       <w:r>
         <w:rPr>
           <w:rFonts w:ascii="微軟正黑體" w:hAnsi="微軟正黑體" w:eastAsia="微軟正黑體"/>
           <w:b/>
           <w:color w:val="334E6F"/>
-          <w:sz w:val="22"/>
+          <w:sz w:val="23"/>
         </w:rPr>
-        <w:t>3. 進度狀態</w:t>
+        <w:t>3　進度狀態</w:t>
       </w:r>
     </w:p>
     <w:p>
       <w:pPr>
-        <w:spacing w:after="40" w:before="0" w:line="240" w:lineRule="auto"/>
+        <w:spacing w:after="40" w:before="0" w:line="252" w:lineRule="auto"/>
       </w:pPr>
       <w:r>
         <w:rPr>
@@ -174,12 +254,29 @@
           <w:b w:val="0"/>
           <w:sz w:val="20"/>
         </w:rPr>
-        <w:t>• 待驗收後上線：座位分機系統（POC 本週驗收完成）。</w:t>
+        <w:t xml:space="preserve">• </w:t>
+      </w:r>
+      <w:r>
+        <w:rPr>
+          <w:rFonts w:ascii="微軟正黑體" w:hAnsi="微軟正黑體" w:eastAsia="微軟正黑體"/>
+          <w:b/>
+          <w:color w:val="8B0000"/>
+          <w:sz w:val="20"/>
+        </w:rPr>
+        <w:t>待上線：</w:t>
+      </w:r>
+      <w:r>
+        <w:rPr>
+          <w:rFonts w:ascii="微軟正黑體" w:hAnsi="微軟正黑體" w:eastAsia="微軟正黑體"/>
+          <w:b w:val="0"/>
+          <w:sz w:val="20"/>
+        </w:rPr>
+        <w:t>座位分機系統（POC 本週驗收完成）。</w:t>
       </w:r>
     </w:p>
     <w:p>
       <w:pPr>
-        <w:spacing w:after="40" w:before="0" w:line="240" w:lineRule="auto"/>
+        <w:spacing w:after="40" w:before="0" w:line="252" w:lineRule="auto"/>
       </w:pPr>
       <w:r>
         <w:rPr>
@@ -187,12 +284,29 @@
           <w:b w:val="0"/>
           <w:sz w:val="20"/>
         </w:rPr>
-        <w:t>• 進行中：招募管道儀表板雛形，與招募窗口對齊指標；Talent Connections 人才樞紐規劃。</w:t>
+        <w:t xml:space="preserve">• </w:t>
+      </w:r>
+      <w:r>
+        <w:rPr>
+          <w:rFonts w:ascii="微軟正黑體" w:hAnsi="微軟正黑體" w:eastAsia="微軟正黑體"/>
+          <w:b/>
+          <w:color w:val="334E6F"/>
+          <w:sz w:val="20"/>
+        </w:rPr>
+        <w:t>進行中：</w:t>
+      </w:r>
+      <w:r>
+        <w:rPr>
+          <w:rFonts w:ascii="微軟正黑體" w:hAnsi="微軟正黑體" w:eastAsia="微軟正黑體"/>
+          <w:b w:val="0"/>
+          <w:sz w:val="20"/>
+        </w:rPr>
+        <w:t>招募管道儀表板（與招募窗口對齊指標）、Talent Connections 人才樞紐規劃。</w:t>
       </w:r>
     </w:p>
     <w:p>
       <w:pPr>
-        <w:spacing w:after="40" w:before="0" w:line="240" w:lineRule="auto"/>
+        <w:spacing w:after="40" w:before="0" w:line="252" w:lineRule="auto"/>
       </w:pPr>
       <w:r>
         <w:rPr>
@@ -200,26 +314,43 @@
           <w:b w:val="0"/>
           <w:sz w:val="20"/>
         </w:rPr>
-        <w:t>• 待處理：招募流程各項自動化試點（Kelly：資料轉換；Rita：數據支持；訪談專欄；招募網站／人才樞紐：範圍界定）。</w:t>
+        <w:t xml:space="preserve">• </w:t>
+      </w:r>
+      <w:r>
+        <w:rPr>
+          <w:rFonts w:ascii="微軟正黑體" w:hAnsi="微軟正黑體" w:eastAsia="微軟正黑體"/>
+          <w:b/>
+          <w:color w:val="888888"/>
+          <w:sz w:val="20"/>
+        </w:rPr>
+        <w:t>待處理：</w:t>
+      </w:r>
+      <w:r>
+        <w:rPr>
+          <w:rFonts w:ascii="微軟正黑體" w:hAnsi="微軟正黑體" w:eastAsia="微軟正黑體"/>
+          <w:b w:val="0"/>
+          <w:sz w:val="20"/>
+        </w:rPr>
+        <w:t>招募流程自動化試點——資料轉換（Kelly）、數據支持（Rita）、訪談專欄、招募網站／人才樞紐範圍界定。</w:t>
       </w:r>
     </w:p>
     <w:p>
       <w:pPr>
-        <w:spacing w:after="20" w:before="80" w:line="240" w:lineRule="auto"/>
+        <w:spacing w:after="20" w:before="100" w:line="252" w:lineRule="auto"/>
       </w:pPr>
       <w:r>
         <w:rPr>
           <w:rFonts w:ascii="微軟正黑體" w:hAnsi="微軟正黑體" w:eastAsia="微軟正黑體"/>
           <w:b/>
           <w:color w:val="334E6F"/>
-          <w:sz w:val="22"/>
+          <w:sz w:val="23"/>
         </w:rPr>
-        <w:t>4. 卡點與需要協助</w:t>
+        <w:t>4　卡點與需要協助</w:t>
       </w:r>
     </w:p>
     <w:p>
       <w:pPr>
-        <w:spacing w:after="40" w:before="0" w:line="240" w:lineRule="auto"/>
+        <w:spacing w:after="40" w:before="0" w:line="252" w:lineRule="auto"/>
       </w:pPr>
       <w:r>
         <w:rPr>
@@ -227,26 +358,34 @@
           <w:b w:val="0"/>
           <w:sz w:val="20"/>
         </w:rPr>
-        <w:t>• 儀表板指標定義待與招募窗口對齊 → 需協調招募窗口（跨人手）。</w:t>
+        <w:t xml:space="preserve">• </w:t>
+      </w:r>
+      <w:r>
+        <w:rPr>
+          <w:rFonts w:ascii="微軟正黑體" w:hAnsi="微軟正黑體" w:eastAsia="微軟正黑體"/>
+          <w:b w:val="0"/>
+          <w:sz w:val="20"/>
+        </w:rPr>
+        <w:t>招募儀表板指標定義須與招募窗口對齊 → 需協助協調招募窗口（跨人手）。</w:t>
       </w:r>
     </w:p>
     <w:p>
       <w:pPr>
-        <w:spacing w:after="20" w:before="80" w:line="240" w:lineRule="auto"/>
+        <w:spacing w:after="20" w:before="100" w:line="252" w:lineRule="auto"/>
       </w:pPr>
       <w:r>
         <w:rPr>
           <w:rFonts w:ascii="微軟正黑體" w:hAnsi="微軟正黑體" w:eastAsia="微軟正黑體"/>
           <w:b/>
           <w:color w:val="334E6F"/>
-          <w:sz w:val="22"/>
+          <w:sz w:val="23"/>
         </w:rPr>
-        <w:t>5. 下一步</w:t>
+        <w:t>5　下一步</w:t>
       </w:r>
     </w:p>
     <w:p>
       <w:pPr>
-        <w:spacing w:after="40" w:before="0" w:line="240" w:lineRule="auto"/>
+        <w:spacing w:after="40" w:before="0" w:line="252" w:lineRule="auto"/>
       </w:pPr>
       <w:r>
         <w:rPr>
@@ -254,12 +393,28 @@
           <w:b w:val="0"/>
           <w:sz w:val="20"/>
         </w:rPr>
-        <w:t>• 座位分機系統：完成階段性指標，一版上線後收集回饋；由儀表板延伸座位排定自動化。</w:t>
+        <w:t xml:space="preserve">• </w:t>
+      </w:r>
+      <w:r>
+        <w:rPr>
+          <w:rFonts w:ascii="微軟正黑體" w:hAnsi="微軟正黑體" w:eastAsia="微軟正黑體"/>
+          <w:b/>
+          <w:sz w:val="20"/>
+        </w:rPr>
+        <w:t>座位分機系統：</w:t>
+      </w:r>
+      <w:r>
+        <w:rPr>
+          <w:rFonts w:ascii="微軟正黑體" w:hAnsi="微軟正黑體" w:eastAsia="微軟正黑體"/>
+          <w:b w:val="0"/>
+          <w:sz w:val="20"/>
+        </w:rPr>
+        <w:t>訂定階段性指標；首版上線後收集使用回饋，並由儀表板延伸至座位排定自動化。</w:t>
       </w:r>
     </w:p>
     <w:p>
       <w:pPr>
-        <w:spacing w:after="40" w:before="0" w:line="240" w:lineRule="auto"/>
+        <w:spacing w:after="40" w:before="0" w:line="252" w:lineRule="auto"/>
       </w:pPr>
       <w:r>
         <w:rPr>
@@ -267,12 +422,28 @@
           <w:b w:val="0"/>
           <w:sz w:val="20"/>
         </w:rPr>
-        <w:t>• Talent Connections：完成訪談，界定人才樞紐網站內容與範圍。</w:t>
+        <w:t xml:space="preserve">• </w:t>
+      </w:r>
+      <w:r>
+        <w:rPr>
+          <w:rFonts w:ascii="微軟正黑體" w:hAnsi="微軟正黑體" w:eastAsia="微軟正黑體"/>
+          <w:b/>
+          <w:sz w:val="20"/>
+        </w:rPr>
+        <w:t>Talent Connections：</w:t>
+      </w:r>
+      <w:r>
+        <w:rPr>
+          <w:rFonts w:ascii="微軟正黑體" w:hAnsi="微軟正黑體" w:eastAsia="微軟正黑體"/>
+          <w:b w:val="0"/>
+          <w:sz w:val="20"/>
+        </w:rPr>
+        <w:t>完成達人訪談，界定人才樞紐網站之內容與範圍。</w:t>
       </w:r>
     </w:p>
     <w:p>
       <w:pPr>
-        <w:spacing w:after="40" w:before="0" w:line="240" w:lineRule="auto"/>
+        <w:spacing w:after="40" w:before="0" w:line="252" w:lineRule="auto"/>
       </w:pPr>
       <w:r>
         <w:rPr>
@@ -280,12 +451,28 @@
           <w:b w:val="0"/>
           <w:sz w:val="20"/>
         </w:rPr>
-        <w:t>• 招募儀表板：指標對齊，產出招募驗證數據（含串接人事資料 DB），並啟動至少一項招募流程自動化試點。</w:t>
+        <w:t xml:space="preserve">• </w:t>
+      </w:r>
+      <w:r>
+        <w:rPr>
+          <w:rFonts w:ascii="微軟正黑體" w:hAnsi="微軟正黑體" w:eastAsia="微軟正黑體"/>
+          <w:b/>
+          <w:sz w:val="20"/>
+        </w:rPr>
+        <w:t>招募儀表板：</w:t>
+      </w:r>
+      <w:r>
+        <w:rPr>
+          <w:rFonts w:ascii="微軟正黑體" w:hAnsi="微軟正黑體" w:eastAsia="微軟正黑體"/>
+          <w:b w:val="0"/>
+          <w:sz w:val="20"/>
+        </w:rPr>
+        <w:t>完成指標對齊，產出招募驗證數據（含串接人事資料庫），並啟動至少一項流程自動化試點。</w:t>
       </w:r>
     </w:p>
     <w:p>
       <w:pPr>
-        <w:spacing w:after="40" w:before="0" w:line="240" w:lineRule="auto"/>
+        <w:spacing w:after="40" w:before="0" w:line="252" w:lineRule="auto"/>
       </w:pPr>
       <w:r>
         <w:rPr>
@@ -293,26 +480,42 @@
           <w:b w:val="0"/>
           <w:sz w:val="20"/>
         </w:rPr>
-        <w:t>• 人資行政自動化：跨表單自動化與離／進通知跟進。</w:t>
+        <w:t xml:space="preserve">• </w:t>
+      </w:r>
+      <w:r>
+        <w:rPr>
+          <w:rFonts w:ascii="微軟正黑體" w:hAnsi="微軟正黑體" w:eastAsia="微軟正黑體"/>
+          <w:b/>
+          <w:sz w:val="20"/>
+        </w:rPr>
+        <w:t>人資行政自動化：</w:t>
+      </w:r>
+      <w:r>
+        <w:rPr>
+          <w:rFonts w:ascii="微軟正黑體" w:hAnsi="微軟正黑體" w:eastAsia="微軟正黑體"/>
+          <w:b w:val="0"/>
+          <w:sz w:val="20"/>
+        </w:rPr>
+        <w:t>推進跨表單自動化與到職／離職通知。</w:t>
       </w:r>
     </w:p>
     <w:p>
       <w:pPr>
-        <w:spacing w:after="20" w:before="80" w:line="240" w:lineRule="auto"/>
+        <w:spacing w:after="20" w:before="100" w:line="252" w:lineRule="auto"/>
       </w:pPr>
       <w:r>
         <w:rPr>
           <w:rFonts w:ascii="微軟正黑體" w:hAnsi="微軟正黑體" w:eastAsia="微軟正黑體"/>
           <w:b/>
           <w:color w:val="334E6F"/>
-          <w:sz w:val="22"/>
+          <w:sz w:val="23"/>
         </w:rPr>
-        <w:t>6. 需裁示事項</w:t>
+        <w:t>6　需裁示事項</w:t>
       </w:r>
     </w:p>
     <w:p>
       <w:pPr>
-        <w:spacing w:after="40" w:before="0" w:line="240" w:lineRule="auto"/>
+        <w:spacing w:after="40" w:before="0" w:line="252" w:lineRule="auto"/>
       </w:pPr>
       <w:r>
         <w:rPr>
@@ -320,12 +523,41 @@
           <w:b w:val="0"/>
           <w:sz w:val="20"/>
         </w:rPr>
-        <w:t>1. 儀表板指標是否以「質量加權進用＋內推留任」為準。　2. 人才樞紐本季目標層級（先聚焦對外雇主品牌？）。</w:t>
+        <w:t xml:space="preserve">• </w:t>
+      </w:r>
+      <w:r>
+        <w:rPr>
+          <w:rFonts w:ascii="微軟正黑體" w:hAnsi="微軟正黑體" w:eastAsia="微軟正黑體"/>
+          <w:b w:val="0"/>
+          <w:sz w:val="20"/>
+        </w:rPr>
+        <w:t>招募儀表板指標是否以「質量加權進用＋內推留任」為準。</w:t>
       </w:r>
     </w:p>
     <w:p>
       <w:pPr>
-        <w:spacing w:after="0" w:before="120" w:line="240" w:lineRule="auto"/>
+        <w:spacing w:after="40" w:before="0" w:line="252" w:lineRule="auto"/>
+      </w:pPr>
+      <w:r>
+        <w:rPr>
+          <w:rFonts w:ascii="微軟正黑體" w:hAnsi="微軟正黑體" w:eastAsia="微軟正黑體"/>
+          <w:b w:val="0"/>
+          <w:sz w:val="20"/>
+        </w:rPr>
+        <w:t xml:space="preserve">• </w:t>
+      </w:r>
+      <w:r>
+        <w:rPr>
+          <w:rFonts w:ascii="微軟正黑體" w:hAnsi="微軟正黑體" w:eastAsia="微軟正黑體"/>
+          <w:b w:val="0"/>
+          <w:sz w:val="20"/>
+        </w:rPr>
+        <w:t>人才樞紐本季目標層級（是否先聚焦對外雇主品牌）。</w:t>
+      </w:r>
+    </w:p>
+    <w:p>
+      <w:pPr>
+        <w:spacing w:after="0" w:before="140" w:line="252" w:lineRule="auto"/>
       </w:pPr>
       <w:r>
         <w:rPr>
@@ -339,7 +571,7 @@
     </w:p>
     <w:sectPr>
       <w:pgSz w:w="11906" w:h="16838"/>
-      <w:pgMar w:top="737" w:right="737" w:bottom="737" w:left="737" w:header="720" w:footer="720" w:gutter="0"/>
+      <w:pgMar w:top="794" w:right="794" w:bottom="794" w:left="794" w:header="720" w:footer="720" w:gutter="0"/>
       <w:cols w:space="720"/>
       <w:docGrid w:linePitch="360"/>
     </w:sectPr>

--- a/talent-connections/reports/週報-務實版-A4-範例.docx
+++ b/talent-connections/reports/週報-務實版-A4-範例.docx
@@ -501,63 +501,7 @@
     </w:p>
     <w:p>
       <w:pPr>
-        <w:spacing w:after="20" w:before="100" w:line="252" w:lineRule="auto"/>
-      </w:pPr>
-      <w:r>
-        <w:rPr>
-          <w:rFonts w:ascii="微軟正黑體" w:hAnsi="微軟正黑體" w:eastAsia="微軟正黑體"/>
-          <w:b/>
-          <w:color w:val="334E6F"/>
-          <w:sz w:val="23"/>
-        </w:rPr>
-        <w:t>6　需裁示事項</w:t>
-      </w:r>
-    </w:p>
-    <w:p>
-      <w:pPr>
-        <w:spacing w:after="40" w:before="0" w:line="252" w:lineRule="auto"/>
-      </w:pPr>
-      <w:r>
-        <w:rPr>
-          <w:rFonts w:ascii="微軟正黑體" w:hAnsi="微軟正黑體" w:eastAsia="微軟正黑體"/>
-          <w:b w:val="0"/>
-          <w:sz w:val="20"/>
-        </w:rPr>
-        <w:t xml:space="preserve">• </w:t>
-      </w:r>
-      <w:r>
-        <w:rPr>
-          <w:rFonts w:ascii="微軟正黑體" w:hAnsi="微軟正黑體" w:eastAsia="微軟正黑體"/>
-          <w:b w:val="0"/>
-          <w:sz w:val="20"/>
-        </w:rPr>
-        <w:t>招募儀表板指標是否以「質量加權進用＋內推留任」為準。</w:t>
-      </w:r>
-    </w:p>
-    <w:p>
-      <w:pPr>
-        <w:spacing w:after="40" w:before="0" w:line="252" w:lineRule="auto"/>
-      </w:pPr>
-      <w:r>
-        <w:rPr>
-          <w:rFonts w:ascii="微軟正黑體" w:hAnsi="微軟正黑體" w:eastAsia="微軟正黑體"/>
-          <w:b w:val="0"/>
-          <w:sz w:val="20"/>
-        </w:rPr>
-        <w:t xml:space="preserve">• </w:t>
-      </w:r>
-      <w:r>
-        <w:rPr>
-          <w:rFonts w:ascii="微軟正黑體" w:hAnsi="微軟正黑體" w:eastAsia="微軟正黑體"/>
-          <w:b w:val="0"/>
-          <w:sz w:val="20"/>
-        </w:rPr>
-        <w:t>人才樞紐本季目標層級（是否先聚焦對外雇主品牌）。</w:t>
-      </w:r>
-    </w:p>
-    <w:p>
-      <w:pPr>
-        <w:spacing w:after="0" w:before="140" w:line="252" w:lineRule="auto"/>
+        <w:spacing w:after="0" w:before="160" w:line="252" w:lineRule="auto"/>
       </w:pPr>
       <w:r>
         <w:rPr>

--- a/talent-connections/reports/週報-務實版-A4-範例.docx
+++ b/talent-connections/reports/週報-務實版-A4-範例.docx
@@ -4,7 +4,7 @@
   <w:body>
     <w:p>
       <w:pPr>
-        <w:spacing w:after="20" w:before="0" w:line="252" w:lineRule="auto"/>
+        <w:spacing w:after="20" w:before="0" w:line="240" w:lineRule="auto"/>
       </w:pPr>
       <w:r>
         <w:rPr>
@@ -13,54 +13,40 @@
           <w:color w:val="334E6F"/>
           <w:sz w:val="32"/>
         </w:rPr>
-        <w:t>CMoney 人資・週報（務實版）</w:t>
+        <w:t>CMoney 人資・週報</w:t>
       </w:r>
     </w:p>
     <w:p>
       <w:pPr>
-        <w:spacing w:after="60" w:before="0" w:line="252" w:lineRule="auto"/>
+        <w:spacing w:after="140" w:before="0" w:line="240" w:lineRule="auto"/>
       </w:pPr>
       <w:r>
         <w:rPr>
           <w:rFonts w:ascii="微軟正黑體" w:hAnsi="微軟正黑體" w:eastAsia="微軟正黑體"/>
           <w:b w:val="0"/>
           <w:color w:val="666666"/>
-          <w:sz w:val="18"/>
+          <w:sz w:val="19"/>
         </w:rPr>
-        <w:t>致 CHRO　|　人資經理：＿＿＿　|　2026 / 06 / ＿＿</w:t>
+        <w:t>致 CHRO　|　會報人：李奕勳　|　2026 / 06 / 10</w:t>
       </w:r>
     </w:p>
     <w:p>
       <w:pPr>
-        <w:spacing w:after="140" w:before="0" w:line="252" w:lineRule="auto"/>
-      </w:pPr>
-      <w:r>
-        <w:rPr>
-          <w:rFonts w:ascii="微軟正黑體" w:hAnsi="微軟正黑體" w:eastAsia="微軟正黑體"/>
-          <w:b w:val="0"/>
-          <w:color w:val="888888"/>
-          <w:sz w:val="17"/>
-        </w:rPr>
-        <w:t>本版僅陳述事實與進度，不宣稱戰略命題；待證據齊備再升級最高維度版。</w:t>
-      </w:r>
-    </w:p>
-    <w:p>
-      <w:pPr>
-        <w:spacing w:after="20" w:before="100" w:line="252" w:lineRule="auto"/>
+        <w:spacing w:after="20" w:before="80" w:line="240" w:lineRule="auto"/>
       </w:pPr>
       <w:r>
         <w:rPr>
           <w:rFonts w:ascii="微軟正黑體" w:hAnsi="微軟正黑體" w:eastAsia="微軟正黑體"/>
           <w:b/>
           <w:color w:val="334E6F"/>
-          <w:sz w:val="23"/>
+          <w:sz w:val="22"/>
         </w:rPr>
         <w:t>1　本期重點</w:t>
       </w:r>
     </w:p>
     <w:p>
       <w:pPr>
-        <w:spacing w:after="40" w:before="0" w:line="252" w:lineRule="auto"/>
+        <w:spacing w:after="30" w:before="0" w:line="240" w:lineRule="auto"/>
       </w:pPr>
       <w:r>
         <w:rPr>
@@ -89,7 +75,7 @@
     </w:p>
     <w:p>
       <w:pPr>
-        <w:spacing w:after="40" w:before="0" w:line="252" w:lineRule="auto"/>
+        <w:spacing w:after="30" w:before="0" w:line="240" w:lineRule="auto"/>
       </w:pPr>
       <w:r>
         <w:rPr>
@@ -118,7 +104,7 @@
     </w:p>
     <w:p>
       <w:pPr>
-        <w:spacing w:after="40" w:before="0" w:line="252" w:lineRule="auto"/>
+        <w:spacing w:after="30" w:before="0" w:line="240" w:lineRule="auto"/>
       </w:pPr>
       <w:r>
         <w:rPr>
@@ -134,7 +120,7 @@
           <w:b/>
           <w:sz w:val="20"/>
         </w:rPr>
-        <w:t>招募管道儀表板：</w:t>
+        <w:t>招募資料庫 × 人事資料庫串接：</w:t>
       </w:r>
       <w:r>
         <w:rPr>
@@ -142,12 +128,12 @@
           <w:b w:val="0"/>
           <w:sz w:val="20"/>
         </w:rPr>
-        <w:t>以 MCP 串接 SQL 資料庫，完成雛形。</w:t>
+        <w:t>以 MCP 串接 SQL 人事資料庫，完成招募管道儀表板雛形。</w:t>
       </w:r>
     </w:p>
     <w:p>
       <w:pPr>
-        <w:spacing w:after="40" w:before="0" w:line="252" w:lineRule="auto"/>
+        <w:spacing w:after="30" w:before="0" w:line="240" w:lineRule="auto"/>
       </w:pPr>
       <w:r>
         <w:rPr>
@@ -176,21 +162,21 @@
     </w:p>
     <w:p>
       <w:pPr>
-        <w:spacing w:after="20" w:before="100" w:line="252" w:lineRule="auto"/>
+        <w:spacing w:after="20" w:before="80" w:line="240" w:lineRule="auto"/>
       </w:pPr>
       <w:r>
         <w:rPr>
           <w:rFonts w:ascii="微軟正黑體" w:hAnsi="微軟正黑體" w:eastAsia="微軟正黑體"/>
           <w:b/>
           <w:color w:val="334E6F"/>
-          <w:sz w:val="23"/>
+          <w:sz w:val="22"/>
         </w:rPr>
         <w:t>2　數據現況（標明資料限制）</w:t>
       </w:r>
     </w:p>
     <w:p>
       <w:pPr>
-        <w:spacing w:after="40" w:before="0" w:line="252" w:lineRule="auto"/>
+        <w:spacing w:after="30" w:before="0" w:line="240" w:lineRule="auto"/>
       </w:pPr>
       <w:r>
         <w:rPr>
@@ -211,7 +197,7 @@
     </w:p>
     <w:p>
       <w:pPr>
-        <w:spacing w:after="40" w:before="0" w:line="252" w:lineRule="auto"/>
+        <w:spacing w:after="30" w:before="0" w:line="240" w:lineRule="auto"/>
       </w:pPr>
       <w:r>
         <w:rPr>
@@ -232,21 +218,21 @@
     </w:p>
     <w:p>
       <w:pPr>
-        <w:spacing w:after="20" w:before="100" w:line="252" w:lineRule="auto"/>
+        <w:spacing w:after="20" w:before="80" w:line="240" w:lineRule="auto"/>
       </w:pPr>
       <w:r>
         <w:rPr>
           <w:rFonts w:ascii="微軟正黑體" w:hAnsi="微軟正黑體" w:eastAsia="微軟正黑體"/>
           <w:b/>
           <w:color w:val="334E6F"/>
-          <w:sz w:val="23"/>
+          <w:sz w:val="22"/>
         </w:rPr>
         <w:t>3　進度狀態</w:t>
       </w:r>
     </w:p>
     <w:p>
       <w:pPr>
-        <w:spacing w:after="40" w:before="0" w:line="252" w:lineRule="auto"/>
+        <w:spacing w:after="30" w:before="0" w:line="240" w:lineRule="auto"/>
       </w:pPr>
       <w:r>
         <w:rPr>
@@ -276,7 +262,7 @@
     </w:p>
     <w:p>
       <w:pPr>
-        <w:spacing w:after="40" w:before="0" w:line="252" w:lineRule="auto"/>
+        <w:spacing w:after="30" w:before="0" w:line="240" w:lineRule="auto"/>
       </w:pPr>
       <w:r>
         <w:rPr>
@@ -301,12 +287,12 @@
           <w:b w:val="0"/>
           <w:sz w:val="20"/>
         </w:rPr>
-        <w:t>招募管道儀表板（與招募窗口對齊指標）、Talent Connections 人才樞紐規劃。</w:t>
+        <w:t>招募管道 × 人事資料儀表板（與招募窗口對齊指標）。</w:t>
       </w:r>
     </w:p>
     <w:p>
       <w:pPr>
-        <w:spacing w:after="40" w:before="0" w:line="252" w:lineRule="auto"/>
+        <w:spacing w:after="30" w:before="0" w:line="240" w:lineRule="auto"/>
       </w:pPr>
       <w:r>
         <w:rPr>
@@ -331,26 +317,26 @@
           <w:b w:val="0"/>
           <w:sz w:val="20"/>
         </w:rPr>
-        <w:t>招募流程自動化試點——資料轉換（Kelly）、數據支持（Rita）、訪談專欄、招募網站／人才樞紐範圍界定。</w:t>
+        <w:t>招募流程自動化試點——資料轉換（Kelly）、數據支持（Rita）；Talent Connections 內容驅動人才樞紐規劃。</w:t>
       </w:r>
     </w:p>
     <w:p>
       <w:pPr>
-        <w:spacing w:after="20" w:before="100" w:line="252" w:lineRule="auto"/>
+        <w:spacing w:after="20" w:before="80" w:line="240" w:lineRule="auto"/>
       </w:pPr>
       <w:r>
         <w:rPr>
           <w:rFonts w:ascii="微軟正黑體" w:hAnsi="微軟正黑體" w:eastAsia="微軟正黑體"/>
           <w:b/>
           <w:color w:val="334E6F"/>
-          <w:sz w:val="23"/>
+          <w:sz w:val="22"/>
         </w:rPr>
-        <w:t>4　卡點與需要協助</w:t>
+        <w:t>4　資源調派與部內協作</w:t>
       </w:r>
     </w:p>
     <w:p>
       <w:pPr>
-        <w:spacing w:after="40" w:before="0" w:line="252" w:lineRule="auto"/>
+        <w:spacing w:after="30" w:before="0" w:line="240" w:lineRule="auto"/>
       </w:pPr>
       <w:r>
         <w:rPr>
@@ -363,29 +349,124 @@
       <w:r>
         <w:rPr>
           <w:rFonts w:ascii="微軟正黑體" w:hAnsi="微軟正黑體" w:eastAsia="微軟正黑體"/>
+          <w:b/>
+          <w:sz w:val="20"/>
+        </w:rPr>
+        <w:t>人才樞紐網站：</w:t>
+      </w:r>
+      <w:r>
+        <w:rPr>
+          <w:rFonts w:ascii="微軟正黑體" w:hAnsi="微軟正黑體" w:eastAsia="微軟正黑體"/>
           <w:b w:val="0"/>
           <w:sz w:val="20"/>
         </w:rPr>
-        <w:t>招募儀表板指標定義須與招募窗口對齊 → 需協助協調招募窗口（跨人手）。</w:t>
+        <w:t>與 Rita 協作訪談專欄，並定義網站範圍。</w:t>
       </w:r>
     </w:p>
     <w:p>
       <w:pPr>
-        <w:spacing w:after="20" w:before="100" w:line="252" w:lineRule="auto"/>
+        <w:spacing w:after="30" w:before="0" w:line="240" w:lineRule="auto"/>
+      </w:pPr>
+      <w:r>
+        <w:rPr>
+          <w:rFonts w:ascii="微軟正黑體" w:hAnsi="微軟正黑體" w:eastAsia="微軟正黑體"/>
+          <w:b w:val="0"/>
+          <w:sz w:val="20"/>
+        </w:rPr>
+        <w:t xml:space="preserve">• </w:t>
+      </w:r>
+      <w:r>
+        <w:rPr>
+          <w:rFonts w:ascii="微軟正黑體" w:hAnsi="微軟正黑體" w:eastAsia="微軟正黑體"/>
+          <w:b/>
+          <w:sz w:val="20"/>
+        </w:rPr>
+        <w:t>招募流程自動化試點：</w:t>
+      </w:r>
+      <w:r>
+        <w:rPr>
+          <w:rFonts w:ascii="微軟正黑體" w:hAnsi="微軟正黑體" w:eastAsia="微軟正黑體"/>
+          <w:b w:val="0"/>
+          <w:sz w:val="20"/>
+        </w:rPr>
+        <w:t>與 Dormie 協作，盤點目前可切入協助之環節。</w:t>
+      </w:r>
+    </w:p>
+    <w:p>
+      <w:pPr>
+        <w:spacing w:after="30" w:before="0" w:line="240" w:lineRule="auto"/>
+      </w:pPr>
+      <w:r>
+        <w:rPr>
+          <w:rFonts w:ascii="微軟正黑體" w:hAnsi="微軟正黑體" w:eastAsia="微軟正黑體"/>
+          <w:b w:val="0"/>
+          <w:sz w:val="20"/>
+        </w:rPr>
+        <w:t xml:space="preserve">• </w:t>
+      </w:r>
+      <w:r>
+        <w:rPr>
+          <w:rFonts w:ascii="微軟正黑體" w:hAnsi="微軟正黑體" w:eastAsia="微軟正黑體"/>
+          <w:b/>
+          <w:sz w:val="20"/>
+        </w:rPr>
+        <w:t>招募儀表板 × 人事儀表板串接：</w:t>
+      </w:r>
+      <w:r>
+        <w:rPr>
+          <w:rFonts w:ascii="微軟正黑體" w:hAnsi="微軟正黑體" w:eastAsia="微軟正黑體"/>
+          <w:b w:val="0"/>
+          <w:sz w:val="20"/>
+        </w:rPr>
+        <w:t>指標定義須與各招募窗口對齊。</w:t>
+      </w:r>
+    </w:p>
+    <w:p>
+      <w:pPr>
+        <w:spacing w:after="30" w:before="0" w:line="240" w:lineRule="auto"/>
+      </w:pPr>
+      <w:r>
+        <w:rPr>
+          <w:rFonts w:ascii="微軟正黑體" w:hAnsi="微軟正黑體" w:eastAsia="微軟正黑體"/>
+          <w:b w:val="0"/>
+          <w:sz w:val="20"/>
+        </w:rPr>
+        <w:t xml:space="preserve">• </w:t>
+      </w:r>
+      <w:r>
+        <w:rPr>
+          <w:rFonts w:ascii="微軟正黑體" w:hAnsi="微軟正黑體" w:eastAsia="微軟正黑體"/>
+          <w:b/>
+          <w:sz w:val="20"/>
+        </w:rPr>
+        <w:t>人資行政自動化：</w:t>
+      </w:r>
+      <w:r>
+        <w:rPr>
+          <w:rFonts w:ascii="微軟正黑體" w:hAnsi="微軟正黑體" w:eastAsia="微軟正黑體"/>
+          <w:b w:val="0"/>
+          <w:sz w:val="20"/>
+        </w:rPr>
+        <w:t>與 Nashi 討論各項自動化項目，並釐清個資安全與權限疑慮。</w:t>
+      </w:r>
+    </w:p>
+    <w:p>
+      <w:pPr>
+        <w:spacing w:after="20" w:before="80" w:line="240" w:lineRule="auto"/>
       </w:pPr>
       <w:r>
         <w:rPr>
           <w:rFonts w:ascii="微軟正黑體" w:hAnsi="微軟正黑體" w:eastAsia="微軟正黑體"/>
           <w:b/>
           <w:color w:val="334E6F"/>
-          <w:sz w:val="23"/>
+          <w:sz w:val="22"/>
         </w:rPr>
         <w:t>5　下一步</w:t>
       </w:r>
     </w:p>
     <w:p>
       <w:pPr>
-        <w:spacing w:after="40" w:before="0" w:line="252" w:lineRule="auto"/>
+        <w:spacing w:after="30" w:before="0" w:line="240" w:lineRule="auto"/>
       </w:pPr>
       <w:r>
         <w:rPr>
@@ -414,7 +495,7 @@
     </w:p>
     <w:p>
       <w:pPr>
-        <w:spacing w:after="40" w:before="0" w:line="252" w:lineRule="auto"/>
+        <w:spacing w:after="30" w:before="0" w:line="240" w:lineRule="auto"/>
       </w:pPr>
       <w:r>
         <w:rPr>
@@ -443,7 +524,7 @@
     </w:p>
     <w:p>
       <w:pPr>
-        <w:spacing w:after="40" w:before="0" w:line="252" w:lineRule="auto"/>
+        <w:spacing w:after="30" w:before="0" w:line="240" w:lineRule="auto"/>
       </w:pPr>
       <w:r>
         <w:rPr>
@@ -472,7 +553,7 @@
     </w:p>
     <w:p>
       <w:pPr>
-        <w:spacing w:after="40" w:before="0" w:line="252" w:lineRule="auto"/>
+        <w:spacing w:after="30" w:before="0" w:line="240" w:lineRule="auto"/>
       </w:pPr>
       <w:r>
         <w:rPr>
@@ -501,7 +582,7 @@
     </w:p>
     <w:p>
       <w:pPr>
-        <w:spacing w:after="0" w:before="160" w:line="252" w:lineRule="auto"/>
+        <w:spacing w:after="0" w:before="120" w:line="240" w:lineRule="auto"/>
       </w:pPr>
       <w:r>
         <w:rPr>
@@ -515,7 +596,7 @@
     </w:p>
     <w:sectPr>
       <w:pgSz w:w="11906" w:h="16838"/>
-      <w:pgMar w:top="794" w:right="794" w:bottom="794" w:left="794" w:header="720" w:footer="720" w:gutter="0"/>
+      <w:pgMar w:top="737" w:right="737" w:bottom="737" w:left="737" w:header="720" w:footer="720" w:gutter="0"/>
       <w:cols w:space="720"/>
       <w:docGrid w:linePitch="360"/>
     </w:sectPr>
